--- a/guj/docx/49.content.docx
+++ b/guj/docx/49.content.docx
@@ -12314,18 +12314,12 @@
         </w:rPr>
         <w:t>3:18 bkk6 καταλαβέσθαι 1 તમે &amp; સંપૂર્ણ રીતે સમજી શકો 1 આ ત્રીજી બાબત છે જેને માટે પાઉલ તેના ઘૂંટણો પર પડીને પ્રાર્થના કરે છે; પહેલું છે ઈશ્વર એવું થવા દે કે તેઓ બળવાન બને ([એફેસી ૩:૧૬] (../૦૩/૧૬.md)) અને બીજું એ કે વિશ્વાસ મારફતે ખ્રિસ્ત તેઓના હૃદયોમાં વસે (</w:t>
       </w:r>
-      <w:hyperlink r:id="rId13">
-        <w:r>
-          <w:rPr>
-            <w:lang w:val="gu_IN" w:bidi="gu_IN"/>
-          </w:rPr>
-          <w:rPr>
-            <w:color w:val="0000EE"/>
-            <w:u w:val="single"/>
-          </w:rPr>
-          <w:t>એફેસી ૩:૧૭</w:t>
-        </w:r>
-      </w:hyperlink>
+      <w:r>
+        <w:rPr>
+          <w:lang w:val="gu_IN" w:bidi="gu_IN"/>
+        </w:rPr>
+        <w:t>એફેસી ૩:૧૭</w:t>
+      </w:r>
       <w:r>
         <w:rPr>
           <w:lang w:val="gu_IN" w:bidi="gu_IN"/>
@@ -12592,72 +12586,48 @@
         </w:rPr>
         <w:t>આ ચોથી બાબત છે જેને માટે પાઉલ ઘૂંટણે પડીને પ્રાર્થના કરે છે (</w:t>
       </w:r>
-      <w:hyperlink r:id="rId14">
-        <w:r>
-          <w:rPr>
-            <w:lang w:val="gu_IN" w:bidi="gu_IN"/>
-          </w:rPr>
-          <w:rPr>
-            <w:color w:val="0000EE"/>
-            <w:u w:val="single"/>
-          </w:rPr>
-          <w:t>એફેસી ૩:૧૪</w:t>
-        </w:r>
-      </w:hyperlink>
+      <w:r>
+        <w:rPr>
+          <w:lang w:val="gu_IN" w:bidi="gu_IN"/>
+        </w:rPr>
+        <w:t>એફેસી ૩:૧૪</w:t>
+      </w:r>
       <w:r>
         <w:rPr>
           <w:lang w:val="gu_IN" w:bidi="gu_IN"/>
         </w:rPr>
         <w:t>). પહેલું એ કે તેઓ “બળવાન કરવામાં આવે” (</w:t>
       </w:r>
-      <w:hyperlink r:id="rId15">
-        <w:r>
-          <w:rPr>
-            <w:lang w:val="gu_IN" w:bidi="gu_IN"/>
-          </w:rPr>
-          <w:rPr>
-            <w:color w:val="0000EE"/>
-            <w:u w:val="single"/>
-          </w:rPr>
-          <w:t>એફેસી ૩:૧૬</w:t>
-        </w:r>
-      </w:hyperlink>
+      <w:r>
+        <w:rPr>
+          <w:lang w:val="gu_IN" w:bidi="gu_IN"/>
+        </w:rPr>
+        <w:t>એફેસી ૩:૧૬</w:t>
+      </w:r>
       <w:r>
         <w:rPr>
           <w:lang w:val="gu_IN" w:bidi="gu_IN"/>
         </w:rPr>
         <w:t>), બીજું એ કે “વિશ્વાસ દ્વારા ખ્રિસ્ત તેઓના હૃદયોમાં રહે” (</w:t>
       </w:r>
-      <w:hyperlink r:id="rId13">
-        <w:r>
-          <w:rPr>
-            <w:lang w:val="gu_IN" w:bidi="gu_IN"/>
-          </w:rPr>
-          <w:rPr>
-            <w:color w:val="0000EE"/>
-            <w:u w:val="single"/>
-          </w:rPr>
-          <w:t>એફેસી ૩:૧૭</w:t>
-        </w:r>
-      </w:hyperlink>
+      <w:r>
+        <w:rPr>
+          <w:lang w:val="gu_IN" w:bidi="gu_IN"/>
+        </w:rPr>
+        <w:t>એફેસી ૩:૧૭</w:t>
+      </w:r>
       <w:r>
         <w:rPr>
           <w:lang w:val="gu_IN" w:bidi="gu_IN"/>
         </w:rPr>
         <w:t>), અને ત્રીજું એ કે તેઓ “ખ્રિસ્તના પ્રેમને સમજી શકે” (</w:t>
       </w:r>
-      <w:hyperlink r:id="rId16">
-        <w:r>
-          <w:rPr>
-            <w:lang w:val="gu_IN" w:bidi="gu_IN"/>
-          </w:rPr>
-          <w:rPr>
-            <w:color w:val="0000EE"/>
-            <w:u w:val="single"/>
-          </w:rPr>
-          <w:t>એફેસી ૩:૧૮</w:t>
-        </w:r>
-      </w:hyperlink>
+      <w:r>
+        <w:rPr>
+          <w:lang w:val="gu_IN" w:bidi="gu_IN"/>
+        </w:rPr>
+        <w:t>એફેસી ૩:૧૮</w:t>
+      </w:r>
       <w:r>
         <w:rPr>
           <w:lang w:val="gu_IN" w:bidi="gu_IN"/>
@@ -15841,18 +15811,12 @@
         </w:rPr>
         <w:t xml:space="preserve">જેમ </w:t>
       </w:r>
-      <w:hyperlink r:id="rId17">
-        <w:r>
-          <w:rPr>
-            <w:lang w:val="gu_IN" w:bidi="gu_IN"/>
-          </w:rPr>
-          <w:rPr>
-            <w:color w:val="0000EE"/>
-            <w:u w:val="single"/>
-          </w:rPr>
-          <w:t>એફેસી ૪:૧૭–૧૯</w:t>
-        </w:r>
-      </w:hyperlink>
+      <w:r>
+        <w:rPr>
+          <w:lang w:val="gu_IN" w:bidi="gu_IN"/>
+        </w:rPr>
+        <w:t>એફેસી ૪:૧૭–૧૯</w:t>
+      </w:r>
       <w:r>
         <w:rPr>
           <w:lang w:val="gu_IN" w:bidi="gu_IN"/>
@@ -23253,18 +23217,12 @@
         </w:rPr>
         <w:t>પાઉલ, ખ્રિસ્તઓએ કેવી રીતે એકબીજાને આધીન થવાનું છે, તે સમજવાની શરૂઆત કરે છે (</w:t>
       </w:r>
-      <w:hyperlink r:id="rId18">
-        <w:r>
-          <w:rPr>
-            <w:lang w:val="gu_IN" w:bidi="gu_IN"/>
-          </w:rPr>
-          <w:rPr>
-            <w:color w:val="0000EE"/>
-            <w:u w:val="single"/>
-          </w:rPr>
-          <w:t>એફેસીઓને ૫:૨૧</w:t>
-        </w:r>
-      </w:hyperlink>
+      <w:r>
+        <w:rPr>
+          <w:lang w:val="gu_IN" w:bidi="gu_IN"/>
+        </w:rPr>
+        <w:t>એફેસીઓને ૫:૨૧</w:t>
+      </w:r>
       <w:r>
         <w:rPr>
           <w:lang w:val="gu_IN" w:bidi="gu_IN"/>
@@ -27699,18 +27657,12 @@
         </w:rPr>
         <w:t xml:space="preserve">આ બે શબ્દો તેમના અર્થમાં સમાન છે. સાથે મળીને તેઓ એકબીજાને બળવત્તર કરે છે. વૈકલ્પિક ભાષાંતર : “તેમનું મહાન સામર્થ્ય” </w:t>
       </w:r>
-      <w:hyperlink r:id="rId19">
-        <w:r>
-          <w:rPr>
-            <w:lang w:val="gu_IN" w:bidi="gu_IN"/>
-          </w:rPr>
-          <w:rPr>
-            <w:color w:val="0000EE"/>
-            <w:u w:val="single"/>
-          </w:rPr>
-          <w:t>એફેસી ૧:૧૯</w:t>
-        </w:r>
-      </w:hyperlink>
+      <w:r>
+        <w:rPr>
+          <w:lang w:val="gu_IN" w:bidi="gu_IN"/>
+        </w:rPr>
+        <w:t>એફેસી ૧:૧૯</w:t>
+      </w:r>
       <w:r>
         <w:rPr>
           <w:lang w:val="gu_IN" w:bidi="gu_IN"/>

--- a/guj/docx/49.content.docx
+++ b/guj/docx/49.content.docx
@@ -31448,6 +31448,81 @@
           <w:lang w:val="gu_IN" w:bidi="gu_IN"/>
         </w:rPr>
         <w:t>રૂપક</w:t>
+      </w:r>
+      <w:r>
+        <w:rPr>
+          <w:lang w:val="gu_IN" w:bidi="gu_IN"/>
+        </w:rPr>
+        <w:t>)</w:t>
+      </w:r>
+      <w:r>
+        <w:rPr>
+          <w:lang w:val="gu_IN" w:bidi="gu_IN"/>
+        </w:rPr>
+      </w:r>
+      <w:r>
+        <w:rPr>
+          <w:lang w:val="gu_IN" w:bidi="gu_IN"/>
+        </w:rPr>
+      </w:r>
+    </w:p>
+    <w:p>
+      <w:pPr/>
+      <w:r>
+        <w:rPr>
+          <w:lang w:val="gu_IN" w:bidi="gu_IN"/>
+        </w:rPr>
+      </w:r>
+    </w:p>
+    <w:p>
+      <w:pPr>
+        <w:pStyle w:val="Heading2"/>
+      </w:pPr>
+      <w:r>
+        <w:rPr>
+          <w:lang w:val="gu_IN" w:bidi="gu_IN"/>
+        </w:rPr>
+        <w:t>એફેસીઓને પત્ર 6:21 (#2)</w:t>
+      </w:r>
+      <w:r>
+        <w:rPr>
+          <w:lang w:val="gu_IN" w:bidi="gu_IN"/>
+        </w:rPr>
+      </w:r>
+    </w:p>
+    <w:p>
+      <w:pPr/>
+      <w:r>
+        <w:rPr>
+          <w:lang w:val="gu_IN" w:bidi="gu_IN"/>
+        </w:rPr>
+      </w:r>
+      <w:r>
+        <w:rPr>
+          <w:b/>
+          <w:lang w:val="gu_IN" w:bidi="gu_IN"/>
+        </w:rPr>
+        <w:t>"તુખિખસ"</w:t>
+      </w:r>
+    </w:p>
+    <w:p>
+      <w:pPr/>
+      <w:r>
+        <w:rPr>
+          <w:lang w:val="gu_IN" w:bidi="gu_IN"/>
+        </w:rPr>
+      </w:r>
+      <w:r>
+        <w:rPr>
+          <w:lang w:val="gu_IN" w:bidi="gu_IN"/>
+        </w:rPr>
+        <w:t xml:space="preserve">જે કેટલાક માણસોએ પાઉલ સાથે સેવા કરી તેમાંનો તુખિકસ એક હતો. (જુઓ : </w:t>
+      </w:r>
+      <w:r>
+        <w:rPr>
+          <w:lang w:val="gu_IN" w:bidi="gu_IN"/>
+        </w:rPr>
+        <w:t>નામોનો અનુવાદ કેવી રીતે કરવો</w:t>
       </w:r>
       <w:r>
         <w:rPr>
